--- a/adv/edits & guides/style edits/step2-stylereference/aw_textbook_style_specimen.docx
+++ b/adv/edits & guides/style edits/step2-stylereference/aw_textbook_style_specimen.docx
@@ -13518,6 +13518,40 @@
     </w:rPr>
     <w:link w:val="LearnNote"/>
   </w:style>
+  <w:style w:customStyle="1" w:styleId="Model" w:type="paragraph">
+    <w:name w:val="Model"/>
+    <w:basedOn w:val="BodyText"/>
+    <w:next w:val="BodyText"/>
+    <w:rPr>
+      <w:rFonts w:ascii="Congenial" w:cs="Congenial" w:eastAsia="Congenial" w:hAnsi="Congenial"/>
+      <w:sz w:val="20"/>
+      <w:szCs w:val="20"/>
+      <w:color w:val="2D2D2D"/>
+      <w:b w:val="0"/>
+    </w:rPr>
+    <w:pPr>
+      <w:spacing w:after="200" w:before="200" w:line="288" w:lineRule="auto"/>
+      <w:ind w:left="198" w:right="198"/>
+      <w:jc w:val="left"/>
+      <w:widowControl/>
+      <w:shd w:fill="F7FAFC" w:val="clear"/>
+      <w:pBdr>
+        <w:left w:color="56768C" w:space="3" w:sz="36" w:val="single"/>
+      </w:pBdr>
+    </w:pPr>
+    <w:link w:val="ModelChar"/>
+  </w:style>
+  <w:style w:customStyle="1" w:styleId="ModelChar" w:type="character">
+    <w:name w:val="Model Char"/>
+    <w:rPr>
+      <w:rFonts w:ascii="Congenial" w:cs="Congenial" w:eastAsia="Congenial" w:hAnsi="Congenial"/>
+      <w:sz w:val="20"/>
+      <w:szCs w:val="20"/>
+      <w:color w:val="2D2D2D"/>
+      <w:b w:val="0"/>
+    </w:rPr>
+    <w:link w:val="Model"/>
+  </w:style>
   <w:style w:customStyle="1" w:styleId="ModelBad" w:type="paragraph">
     <w:name w:val="Model Bad"/>
     <w:basedOn w:val="BodyText"/>
@@ -13812,6 +13846,126 @@
       <w:sz w:val="20"/>
       <w:szCs w:val="20"/>
       <w:color w:val="528F4A"/>
+      <w:b w:val="0"/>
+    </w:rPr>
+  </w:style>
+  <w:style w:customStyle="1" w:styleId="DivLabelProcess" w:type="character">
+    <w:name w:val="Div Label Process"/>
+    <w:rPr>
+      <w:rFonts w:ascii="Roboto Condensed" w:cs="Roboto Condensed" w:eastAsia="Roboto Condensed" w:hAnsi="Roboto Condensed"/>
+      <w:sz w:val="20"/>
+      <w:szCs w:val="20"/>
+      <w:color w:val="3F6EB4"/>
+      <w:b w:val="0"/>
+    </w:rPr>
+  </w:style>
+  <w:style w:customStyle="1" w:styleId="DivLabelLanguage" w:type="character">
+    <w:name w:val="Div Label Language"/>
+    <w:rPr>
+      <w:rFonts w:ascii="Roboto Condensed" w:cs="Roboto Condensed" w:eastAsia="Roboto Condensed" w:hAnsi="Roboto Condensed"/>
+      <w:sz w:val="20"/>
+      <w:szCs w:val="20"/>
+      <w:color w:val="56768C"/>
+      <w:b w:val="0"/>
+    </w:rPr>
+  </w:style>
+  <w:style w:customStyle="1" w:styleId="DivLabelPrinciple" w:type="character">
+    <w:name w:val="Div Label Principle"/>
+    <w:rPr>
+      <w:rFonts w:ascii="Roboto Condensed" w:cs="Roboto Condensed" w:eastAsia="Roboto Condensed" w:hAnsi="Roboto Condensed"/>
+      <w:sz w:val="20"/>
+      <w:szCs w:val="20"/>
+      <w:color w:val="3F6EB4"/>
+      <w:b w:val="0"/>
+    </w:rPr>
+  </w:style>
+  <w:style w:customStyle="1" w:styleId="DivLabelTransfer" w:type="character">
+    <w:name w:val="Div Label Transfer"/>
+    <w:rPr>
+      <w:rFonts w:ascii="Roboto Condensed" w:cs="Roboto Condensed" w:eastAsia="Roboto Condensed" w:hAnsi="Roboto Condensed"/>
+      <w:sz w:val="20"/>
+      <w:szCs w:val="20"/>
+      <w:color w:val="C47D2A"/>
+      <w:b w:val="0"/>
+    </w:rPr>
+  </w:style>
+  <w:style w:customStyle="1" w:styleId="DivLabelTeaching" w:type="character">
+    <w:name w:val="Div Label Teaching"/>
+    <w:rPr>
+      <w:rFonts w:ascii="Roboto Condensed" w:cs="Roboto Condensed" w:eastAsia="Roboto Condensed" w:hAnsi="Roboto Condensed"/>
+      <w:sz w:val="20"/>
+      <w:szCs w:val="20"/>
+      <w:color w:val="3F6EB4"/>
+      <w:b w:val="0"/>
+    </w:rPr>
+  </w:style>
+  <w:style w:customStyle="1" w:styleId="DivLabelNote" w:type="character">
+    <w:name w:val="Div Label Note"/>
+    <w:rPr>
+      <w:rFonts w:ascii="Roboto Condensed" w:cs="Roboto Condensed" w:eastAsia="Roboto Condensed" w:hAnsi="Roboto Condensed"/>
+      <w:sz w:val="20"/>
+      <w:szCs w:val="20"/>
+      <w:color w:val="6E6E6E"/>
+      <w:b w:val="0"/>
+    </w:rPr>
+  </w:style>
+  <w:style w:customStyle="1" w:styleId="DivLabelBad" w:type="character">
+    <w:name w:val="Div Label Bad"/>
+    <w:rPr>
+      <w:rFonts w:ascii="Roboto Condensed Medium" w:cs="Roboto Condensed Medium" w:eastAsia="Roboto Condensed Medium" w:hAnsi="Roboto Condensed Medium"/>
+      <w:sz w:val="20"/>
+      <w:szCs w:val="20"/>
+      <w:color w:val="B03E3E"/>
+      <w:b w:val="0"/>
+    </w:rPr>
+  </w:style>
+  <w:style w:customStyle="1" w:styleId="DivLabelGood" w:type="character">
+    <w:name w:val="Div Label Good"/>
+    <w:rPr>
+      <w:rFonts w:ascii="Roboto Condensed Medium" w:cs="Roboto Condensed Medium" w:eastAsia="Roboto Condensed Medium" w:hAnsi="Roboto Condensed Medium"/>
+      <w:sz w:val="20"/>
+      <w:szCs w:val="20"/>
+      <w:color w:val="528F4A"/>
+      <w:b w:val="0"/>
+    </w:rPr>
+  </w:style>
+  <w:style w:customStyle="1" w:styleId="DivLabelWorkedExample" w:type="character">
+    <w:name w:val="Div Label Worked Example"/>
+    <w:rPr>
+      <w:rFonts w:ascii="Roboto Condensed" w:cs="Roboto Condensed" w:eastAsia="Roboto Condensed" w:hAnsi="Roboto Condensed"/>
+      <w:sz w:val="20"/>
+      <w:szCs w:val="20"/>
+      <w:color w:val="56768C"/>
+      <w:b w:val="0"/>
+    </w:rPr>
+  </w:style>
+  <w:style w:customStyle="1" w:styleId="DivLabelExample" w:type="character">
+    <w:name w:val="Div Label Example"/>
+    <w:rPr>
+      <w:rFonts w:ascii="Roboto Condensed" w:cs="Roboto Condensed" w:eastAsia="Roboto Condensed" w:hAnsi="Roboto Condensed"/>
+      <w:sz w:val="20"/>
+      <w:szCs w:val="20"/>
+      <w:color w:val="6E6E6E"/>
+      <w:b w:val="0"/>
+    </w:rPr>
+  </w:style>
+  <w:style w:customStyle="1" w:styleId="DivLabelPlaceholder" w:type="character">
+    <w:name w:val="Div Label Placeholder"/>
+    <w:rPr>
+      <w:rFonts w:ascii="Consolas" w:cs="Consolas" w:eastAsia="Consolas" w:hAnsi="Consolas"/>
+      <w:sz w:val="16"/>
+      <w:szCs w:val="16"/>
+      <w:color w:val="6E6E6E"/>
+      <w:b w:val="0"/>
+    </w:rPr>
+  </w:style>
+  <w:style w:customStyle="1" w:styleId="DivLabelSelf-Stuy" w:type="character">
+    <w:name w:val="Div Label Self-Stuy"/>
+    <w:rPr>
+      <w:rFonts w:ascii="Roboto Condensed" w:cs="Roboto Condensed" w:eastAsia="Roboto Condensed" w:hAnsi="Roboto Condensed"/>
+      <w:sz w:val="20"/>
+      <w:szCs w:val="20"/>
+      <w:color w:val="6E6E6E"/>
       <w:b w:val="0"/>
     </w:rPr>
   </w:style>
